--- a/RESEARCH_SQUARE_PREPRINT/Manuscript/BioForm-LM_Manuscript.docx
+++ b/RESEARCH_SQUARE_PREPRINT/Manuscript/BioForm-LM_Manuscript.docx
@@ -88,7 +88,19 @@
         <w:t xml:space="preserve"> </w:t>
       </w:r>
       <w:r>
-        <w:t xml:space="preserve">We release two open, fully-sourced benchmarks: BioFormBench-Real (49 literature-mined formulations, 13 proteins, provenance-checked against 11 primary papers) and BioFormBench-Marketed (165 formulations for 80 FDA-approved antibodies, deterministically parsed from FDA product labels and linked to Thera-SAbDab variable-domain sequences). Auditing a standard DLVO + Lumry–Eyring mechanistic simulator, we find two of eight recipe slots are structurally dead (buffer identity changes predicted stability by exactly 0.0) and three of four continuous variables are monotone for 100% of sampled proteins, collapsing all optima to box corners; we fix this with nine literature-anchored competing degradation pathways, raising interior-optimum pH solutions from 18% to 95.5% of cases without fitting to either benchmark. Using BioFormBench-Marketed at adequate power (n=80 molecules), we test whether protein sequence identity predicts the marketed formulation pH or buffer: a naive n=27 subsample suggests it does (Spearman ρ = −0.464, p = 0.015), but this is a selection artifact that vanishes at full sample size (ρ = −0.019, p = 0.86; Holm-adjusted p = 0.137 even at n=27) and fails leave-one-protein-out prediction (MAE 0.419 vs. a 0.393 no-information baseline). Instead, formulation choice is dominated by a small, conventional design space (platform effect): pH clusters at mean 5.90 ± 0.58, a single buffer covers 52% of cases, and no available covariate beats a constant platform baseline (all sign-flip p &gt; 0.8). Separately, in a controlled architecture experiment, we show that in-context conditioning on per-protein examples only works if the generator is pretrained on in-context-structured sequences: supplying real few-shot context at inference raises the likelihood the model assigns the true held-out formulation on 9/9 held-out proteins for the ICL-trained model, and lowers it on 9/9 for a flat-trained model with the same pretraining corpus (exact permutation p = 0.0039 in each direction).</w:t>
+        <w:t xml:space="preserve">We release two open, fully-sourced benchmarks: BioFormBench-Real (49 literature-mined formulations, 13 proteins, provenance-checked against 11 primary papers) and BioFormBench-Marketed (165 formulations for 80 FDA-approved antibodies, deterministically parsed from FDA product labels and linked to Thera-SAbDab variable-domain sequences). Auditing a standard DLVO + Lumry–Eyring mechanistic simulator, we find two of eight recipe slots are structurally dead (buffer identity changes predicted stability by exactly 0.0) and three of four continuous variables are monotone for 100% of sampled proteins, collapsing all optima to box corners; we fix this with nine literature-anchored competing degradation pathways, raising interior-optimum pH solutions from 18% to 95.5% of cases without fitting to either benchmark. Using BioFormBench-Marketed at adequate power (n=80 molecules), we test whether protein sequence identity predicts the marketed formulation pH or buffer: a naive n=27 subsample suggests it does (Spearman ρ = −0.464, p = 0.015), but this is a selection artifact that vanishes at full sample size (ρ = −0.019, p = 0.86; Holm-adjusted p = 0.137 even at n=27) and fails leave-one-protein-out prediction (MAE 0.419 vs. a 0.393 no-information baseline). Instead, formulation choice is dominated by a small, conventional design space (platform effect): pH clusters at mean 5.90 ± 0.58, a single buffer covers 52% of cases, and no available covariate beats a constant platform baseline (all sign-flip p &gt; 0.8). A separate audit of the model-evaluation pipeline on BioFormBench-Real finds the same class of defect one level deeper: a (molecular-weight, pI)-string grouping used to define</w:t>
+      </w:r>
+      <w:r>
+        <w:t xml:space="preserve"> </w:t>
+      </w:r>
+      <w:r>
+        <w:t xml:space="preserve">“one protein”</w:t>
+      </w:r>
+      <w:r>
+        <w:t xml:space="preserve"> </w:t>
+      </w:r>
+      <w:r>
+        <w:t xml:space="preserve">for leave-one-protein-out testing silently merged up to four different real antibodies into a single pooled identity wherever their placeholder descriptors collided. Correcting the grouping and five of thirteen proteins’ descriptors raises protein specificity from chance (0.509) to 0.74–0.78 (p = 0.016–0.023, unanimous on 7/7 proteins with a fully resolved descriptor) for the properly-conditioned model, against a same-architecture untrained control that remains at chance (p ≥ 0.20); a second, independently-trained model replicates the direction (Spearman rank agreement 0.73, p = 0.039) but only marginally the magnitude (p = 0.078), and an ablation intended as an unconditional baseline unexpectedly also reaches significance, so this result is reported as a genuine, partially-replicated positive signal rather than a settled one. Separately, in a controlled architecture experiment, we show that in-context conditioning on per-protein examples only works if the generator is pretrained on in-context-structured sequences: supplying real few-shot context at inference raises the likelihood the model assigns the true held-out formulation on 9/9 held-out proteins for the ICL-trained model, and lowers it on 9/9 for a flat-trained model with the same pretraining corpus (exact permutation p = 0.0039 in each direction).</w:t>
       </w:r>
     </w:p>
     <w:p>
@@ -309,6 +321,40 @@
           <w:b/>
           <w:bCs/>
         </w:rPr>
+        <w:t xml:space="preserve">A second identity-merging bug, and a genuine, partially-replicated positive signal.</w:t>
+      </w:r>
+      <w:r>
+        <w:t xml:space="preserve"> </w:t>
+      </w:r>
+      <w:r>
+        <w:t xml:space="preserve">The leave-one-protein-out loader used on BioFormBench-Real had been silently merging up to four different real antibodies into one fake pooled</w:t>
+      </w:r>
+      <w:r>
+        <w:t xml:space="preserve"> </w:t>
+      </w:r>
+      <w:r>
+        <w:t xml:space="preserve">“protein”</w:t>
+      </w:r>
+      <w:r>
+        <w:t xml:space="preserve"> </w:t>
+      </w:r>
+      <w:r>
+        <w:t xml:space="preserve">via the same placeholder-descriptor defect found in BioFormBench-Marketed. Fixing it raises protein specificity on measured-stability data from chance to a significant, largely unanimous effect for the properly-conditioned model, confirmed non-trivial by an untrained control and partially replicated by a second model.</w:t>
+      </w:r>
+    </w:p>
+    <w:p>
+      <w:pPr>
+        <w:pStyle w:val="Compact"/>
+        <w:numPr>
+          <w:ilvl w:val="0"/>
+          <w:numId w:val="1001"/>
+        </w:numPr>
+      </w:pPr>
+      <w:r>
+        <w:rPr>
+          <w:b/>
+          <w:bCs/>
+        </w:rPr>
         <w:t xml:space="preserve">An architecture-level finding, independent of the domain result:</w:t>
       </w:r>
       <w:r>
@@ -624,7 +670,7 @@
     </w:p>
     <w:bookmarkEnd w:id="19"/>
     <w:bookmarkEnd w:id="20"/>
-    <w:bookmarkStart w:id="35" w:name="results"/>
+    <w:bookmarkStart w:id="38" w:name="results"/>
     <w:p>
       <w:pPr>
         <w:pStyle w:val="Heading1"/>
@@ -1117,13 +1163,13 @@
       </w:tr>
     </w:tbl>
     <w:bookmarkEnd w:id="29"/>
-    <w:bookmarkStart w:id="30" w:name="Xdfb072f9b5e7fe3fd28e78a4dcde8eca3345750"/>
+    <w:bookmarkStart w:id="33" w:name="X6a40e0631fe4ea8bda308c1c9dd0e06e0108d5d"/>
     <w:p>
       <w:pPr>
         <w:pStyle w:val="Heading2"/>
       </w:pPr>
       <w:r>
-        <w:t xml:space="preserve">3.4 Generation quality is consistent with, not independent of, these findings</w:t>
+        <w:t xml:space="preserve">3.4 Generation quality, and a second identity-merging bug</w:t>
       </w:r>
     </w:p>
     <w:p>
@@ -1131,17 +1177,64 @@
         <w:pStyle w:val="FirstParagraph"/>
       </w:pPr>
       <w:r>
-        <w:t xml:space="preserve">Under the original leave-one-protein-out generative evaluation (9 eligible folds on BioFormBench-Real, Section 2.1), likelihood percentile is 0.797 (bootstrap 95% CI [0.729, 0.865]) but an unconditional (protein-blind) baseline scores comparably (0.872), so this metric is winnable from the marginal recipe distribution alone. Protein-specificity — the model’s score when the true protein descriptor is swapped for a mismatched one — is 0.509 (95% CI [0.358, 0.669]), statistically indistinguishable from chance. Exact-match recall@10 is 0.011. Given Section 3.3’s finding that protein identity carries no detectable, measurable relationship to real formulation choice at n=80, a model cannot be expected to condition on that relationship at n=9; we regard the weak generation numbers as the predictable consequence of the platform-convergence result, not an independent failure requiring a separate explanation.</w:t>
-      </w:r>
-    </w:p>
-    <w:bookmarkEnd w:id="30"/>
-    <w:bookmarkStart w:id="34" w:name="Xfca56f46708c0403f29ac64720eeac941527080"/>
-    <w:p>
-      <w:pPr>
-        <w:pStyle w:val="Heading2"/>
-      </w:pPr>
-      <w:r>
-        <w:t xml:space="preserve">3.5 In-context training is necessary, independent of the domain result</w:t>
+        <w:t xml:space="preserve">Under the original leave-one-protein-out generative evaluation (9 eligible folds on BioFormBench-Real, Section 2.1), likelihood percentile is 0.797 (bootstrap 95% CI [0.729, 0.865]) but an unconditional (protein-blind) baseline scores comparably (0.872), so this metric is winnable from the marginal recipe distribution alone. Protein-specificity — the model’s score when the true protein descriptor is swapped for a mismatched one — was measured at 0.509 (95% CI [0.358, 0.669]), statistically indistinguishable from chance, and was the headline evidence that the pipeline had learned nothing protein-specific.</w:t>
+      </w:r>
+    </w:p>
+    <w:p>
+      <w:pPr>
+        <w:pStyle w:val="BodyText"/>
+      </w:pPr>
+      <w:r>
+        <w:t xml:space="preserve">That measurement turned out to rest on the same class of defect audited out of BioFormBench-Marketed in Section 3.2, one level deeper in the pipeline. The leave-one-protein-out loader defines</w:t>
+      </w:r>
+      <w:r>
+        <w:t xml:space="preserve"> </w:t>
+      </w:r>
+      <w:r>
+        <w:t xml:space="preserve">“one protein”</w:t>
+      </w:r>
+      <w:r>
+        <w:t xml:space="preserve"> </w:t>
+      </w:r>
+      <w:r>
+        <w:t xml:space="preserve">by concatenating rounded molecular weight and pI into a string key (</w:t>
+      </w:r>
+      <w:r>
+        <w:rPr>
+          <w:rStyle w:val="VerbatimChar"/>
+        </w:rPr>
+        <w:t xml:space="preserve">evaluation/benchmark_v2.py</w:t>
+      </w:r>
+      <w:r>
+        <w:t xml:space="preserve">) rather than by the molecule’s actual identity. Because several BioFormBench-Real proteins carried the same placeholder-pI defect documented in Section 2.2 — Trastuzumab, Omalizumab, mAb2, and a fourth developability-panel antibody were all recorded at pI ≈ 7.2 — the loader silently pooled all four into a single fake</w:t>
+      </w:r>
+      <w:r>
+        <w:t xml:space="preserve"> </w:t>
+      </w:r>
+      <w:r>
+        <w:t xml:space="preserve">“protein”</w:t>
+      </w:r>
+      <w:r>
+        <w:t xml:space="preserve"> </w:t>
+      </w:r>
+      <w:r>
+        <w:t xml:space="preserve">with ten formulations, so at least one leave-one-protein-out fold was, in effect, training on one real antibody’s data and testing as though predicting another’s.</w:t>
+      </w:r>
+    </w:p>
+    <w:p>
+      <w:pPr>
+        <w:pStyle w:val="BodyText"/>
+      </w:pPr>
+      <w:r>
+        <w:t xml:space="preserve">We replace the string-matched key with an explicit identity derived from each row’s literature source (independent of any descriptor value) and correct pI for the five real proteins identifiable by name using the same sourcing standard as Section 2.2 (Trastuzumab 7.2→9.03; Omalizumab 7.2→5.79; Adalimumab 7.2→8.5; a TUR01/adalimumab-biosimilar row 7.3→8.5, since biosimilarity requires an identical sequence to the reference product; a bispecific stated directly in its source paper, 6.9→8.52). Two further proteins’ own literature or sequence-derived pI (PGT121: 7.06; rhIL-1ra: 5.46) turned out close to their existing placeholder and were left unchanged; one protein (mAb2) has no independently obtainable value and keeps its original placeholder, flagged as such.</w:t>
+      </w:r>
+    </w:p>
+    <w:p>
+      <w:pPr>
+        <w:pStyle w:val="BodyText"/>
+      </w:pPr>
+      <w:r>
+        <w:t xml:space="preserve">Re-running the identical evaluation protocol on the corrected identities and descriptors, with the minimum-formulations threshold relaxed from 4 to 3 (needed to admit two real proteins the original merge had made appear too small) gives 8 resolvable proteins.</w:t>
       </w:r>
     </w:p>
     <w:p>
@@ -1151,20 +1244,121 @@
       <w:r>
         <w:drawing>
           <wp:inline>
-            <wp:extent cx="5334000" cy="1910686"/>
+            <wp:extent cx="5334000" cy="1990298"/>
             <wp:effectExtent b="0" l="0" r="0" t="0"/>
-            <wp:docPr descr="In-context conditioning requires in-context-structured training data. (a) No covariate beats the platform baseline for predicting marketed pH. (b) A narrow, conventional design space: a single buffer and surfactant cover the majority of molecules. (c) Per-protein change in likelihood percentile when real few-shot context is supplied at inference: 9/9 proteins improve for a model pretrained on in-context-structured sequences, 0/9 improve for one pretrained on flat triples only (both exact permutation p = 0.0039)." title="" id="32" name="Picture"/>
+            <wp:docPr descr="Protein specificity before and after fixing the identity-merging bug in the leave-one-protein-out loader, across four conditions and two groupings of the 8 resolvable proteins. (a) All 8 proteins. (b) Excluding mAb2, the one protein with no independently obtainable descriptor correction. The untrained (random-weight) control stays at chance in both panels; the properly-conditioned model is the only condition significant in both." title="" id="31" name="Picture"/>
             <a:graphic>
               <a:graphicData uri="http://schemas.openxmlformats.org/drawingml/2006/picture">
                 <pic:pic>
                   <pic:nvPicPr>
-                    <pic:cNvPr descr="figures/fig3_calibration.png" id="33" name="Picture"/>
+                    <pic:cNvPr descr="figures/fig4_identity_fix.png" id="32" name="Picture"/>
                     <pic:cNvPicPr>
                       <a:picLocks noChangeArrowheads="1" noChangeAspect="1"/>
                     </pic:cNvPicPr>
                   </pic:nvPicPr>
                   <pic:blipFill>
-                    <a:blip r:embed="rId31"/>
+                    <a:blip r:embed="rId30"/>
+                    <a:stretch>
+                      <a:fillRect/>
+                    </a:stretch>
+                  </pic:blipFill>
+                  <pic:spPr bwMode="auto">
+                    <a:xfrm>
+                      <a:off x="0" y="0"/>
+                      <a:ext cx="5334000" cy="1990298"/>
+                    </a:xfrm>
+                    <a:prstGeom prst="rect">
+                      <a:avLst/>
+                    </a:prstGeom>
+                    <a:noFill/>
+                    <a:ln w="9525">
+                      <a:noFill/>
+                      <a:headEnd/>
+                      <a:tailEnd/>
+                    </a:ln>
+                  </pic:spPr>
+                </pic:pic>
+              </a:graphicData>
+            </a:graphic>
+          </wp:inline>
+        </w:drawing>
+      </w:r>
+    </w:p>
+    <w:p>
+      <w:pPr>
+        <w:pStyle w:val="ImageCaption"/>
+      </w:pPr>
+      <w:r>
+        <w:t xml:space="preserve">Protein specificity before and after fixing the identity-merging bug in the leave-one-protein-out loader, across four conditions and two groupings of the 8 resolvable proteins. (a) All 8 proteins. (b) Excluding mAb2, the one protein with no independently obtainable descriptor correction. The untrained (random-weight) control stays at chance in both panels; the properly-conditioned model is the only condition significant in both.</w:t>
+      </w:r>
+    </w:p>
+    <w:p>
+      <w:pPr>
+        <w:pStyle w:val="BodyText"/>
+      </w:pPr>
+      <w:r>
+        <w:t xml:space="preserve">The untrained control remains at chance under both groupings (p ≥ 0.20), which rules out the corrected identity mapping itself mechanically producing the effect. The properly-conditioned model rises to 0.737 (p=0.023, n=8) and 0.781 (p=0.016, unanimous 7/7) once the one still-unresolved protein is excluded. The second model replicates the ranking of which proteins show more or less specificity (Spearman ρ=0.73, p=0.039, on the shared 8 proteins) but reaches significance only at the reduced n=7 (p=0.078 at n=8). The ablation we had labelled an unconditional baseline also reaches significance at n=7 (p=0.031), which we cannot fully explain given uncertain training provenance for that specific checkpoint, and report rather than suppress.</w:t>
+      </w:r>
+    </w:p>
+    <w:p>
+      <w:pPr>
+        <w:pStyle w:val="BodyText"/>
+      </w:pPr>
+      <w:r>
+        <w:t xml:space="preserve">We read this as genuine, non-trivial progress that stops short of a clean, fully-settled positive result. What is solid: the identity-merging bug is real and mechanistically demonstrated, not inferred; fixing it, together with correcting five of thirteen proteins’ descriptors, moves the primary model’s protein specificity from a chance-level point estimate to a statistically significant, largely unanimous one; and an untrained control confirms this is not an artefact of the corrected grouping alone. What remains open: the effect is significant for one of two independently trained models and only marginally so for the other, and an ablation meant to isolate the conditioning mechanism itself shows an effect we did not predict and cannot yet fully attribute. We report the finding at this level of honesty rather than either discarding it as noise or overstating it as resolved, and flag the</w:t>
+      </w:r>
+      <w:r>
+        <w:t xml:space="preserve"> </w:t>
+      </w:r>
+      <w:r>
+        <w:t xml:space="preserve">“unconditional”</w:t>
+      </w:r>
+      <w:r>
+        <w:t xml:space="preserve"> </w:t>
+      </w:r>
+      <w:r>
+        <w:t xml:space="preserve">ablation’s provenance as the specific next thing to verify before treating this as settled (Section 4.3).</w:t>
+      </w:r>
+    </w:p>
+    <w:p>
+      <w:pPr>
+        <w:pStyle w:val="BodyText"/>
+      </w:pPr>
+      <w:r>
+        <w:t xml:space="preserve">Exact-match recall@10 remains low (0.011–0.025 across configurations), consistent with a benchmark whose held-out formulation space is far larger than any per-fold candidate budget; specificity and likelihood percentile, which do not require an exact token match, are the metrics this result rests on.</w:t>
+      </w:r>
+    </w:p>
+    <w:bookmarkEnd w:id="33"/>
+    <w:bookmarkStart w:id="37" w:name="Xfca56f46708c0403f29ac64720eeac941527080"/>
+    <w:p>
+      <w:pPr>
+        <w:pStyle w:val="Heading2"/>
+      </w:pPr>
+      <w:r>
+        <w:t xml:space="preserve">3.5 In-context training is necessary, independent of the domain result</w:t>
+      </w:r>
+    </w:p>
+    <w:p>
+      <w:pPr>
+        <w:pStyle w:val="CaptionedFigure"/>
+      </w:pPr>
+      <w:r>
+        <w:drawing>
+          <wp:inline>
+            <wp:extent cx="5334000" cy="1910686"/>
+            <wp:effectExtent b="0" l="0" r="0" t="0"/>
+            <wp:docPr descr="In-context conditioning requires in-context-structured training data. (a) No covariate beats the platform baseline for predicting marketed pH. (b) A narrow, conventional design space: a single buffer and surfactant cover the majority of molecules. (c) Per-protein change in likelihood percentile when real few-shot context is supplied at inference: 9/9 proteins improve for a model pretrained on in-context-structured sequences, 0/9 improve for one pretrained on flat triples only (both exact permutation p = 0.0039)." title="" id="35" name="Picture"/>
+            <a:graphic>
+              <a:graphicData uri="http://schemas.openxmlformats.org/drawingml/2006/picture">
+                <pic:pic>
+                  <pic:nvPicPr>
+                    <pic:cNvPr descr="figures/fig3_calibration.png" id="36" name="Picture"/>
+                    <pic:cNvPicPr>
+                      <a:picLocks noChangeArrowheads="1" noChangeAspect="1"/>
+                    </pic:cNvPicPr>
+                  </pic:nvPicPr>
+                  <pic:blipFill>
+                    <a:blip r:embed="rId34"/>
                     <a:stretch>
                       <a:fillRect/>
                     </a:stretch>
@@ -1255,9 +1449,9 @@
         <w:t xml:space="preserve">it on 9 of 9 for a flat-trained model sharing the same pretraining corpus (mean −0.060, range −0.007 to −0.134); both are unanimous in opposite directions, exact permutation p = 0.0039 each. This is an architecture-level finding independent of whether protein-conditional structure exists in this particular formulation domain: a model that has never seen the in-context sequence shape at training time cannot exploit it at inference, and will actively be misled by it.</w:t>
       </w:r>
     </w:p>
-    <w:bookmarkEnd w:id="34"/>
-    <w:bookmarkEnd w:id="35"/>
-    <w:bookmarkStart w:id="40" w:name="discussion"/>
+    <w:bookmarkEnd w:id="37"/>
+    <w:bookmarkEnd w:id="38"/>
+    <w:bookmarkStart w:id="43" w:name="discussion"/>
     <w:p>
       <w:pPr>
         <w:pStyle w:val="Heading1"/>
@@ -1266,7 +1460,7 @@
         <w:t xml:space="preserve">4. Discussion</w:t>
       </w:r>
     </w:p>
-    <w:bookmarkStart w:id="36" w:name="what-this-changes-for-the-field"/>
+    <w:bookmarkStart w:id="39" w:name="what-this-changes-for-the-field"/>
     <w:p>
       <w:pPr>
         <w:pStyle w:val="Heading2"/>
@@ -1283,14 +1477,14 @@
         <w:t xml:space="preserve">Three results generalize beyond this specific pipeline. First, the dead-slot and interior-argmax diagnostics (Section 2.3) apply to any mechanistic simulator built from stabilizing-only physical terms, a common pattern; we recommend running them before using such a simulator to generate training data for a conditional model. Second, the selection-artifact result (Section 3.2) is a worked example of a failure mode — reporting the most-complete subsample of a literature-mined dataset without correcting for the resulting selection and without out-of-sample validation — that we expect is not unique to this study. Third, the platform-convergence result (Section 3.3) is itself informative for the field’s next step: future protein-conditional formulation work should benchmark against a constant platform baseline, and should treat manufacturing/regulatory covariates (route, company, era, indication) as candidate first-class conditioning variables rather than assuming molecular physics alone explains marketed choice.</w:t>
       </w:r>
     </w:p>
-    <w:bookmarkEnd w:id="36"/>
-    <w:bookmarkStart w:id="37" w:name="X8ad1932249375f5240fdf73c48f05670f2dfdf3"/>
+    <w:bookmarkEnd w:id="39"/>
+    <w:bookmarkStart w:id="40" w:name="X3526d436b004a97c6d29134b28a81ac04d81296"/>
     <w:p>
       <w:pPr>
         <w:pStyle w:val="Heading2"/>
       </w:pPr>
       <w:r>
-        <w:t xml:space="preserve">4.2 Why protein-conditional design may still be right, and what would show it</w:t>
+        <w:t xml:space="preserve">4.2 Why protein-conditional design may still be right, and what the identity-fix result adds</w:t>
       </w:r>
     </w:p>
     <w:p>
@@ -1314,7 +1508,7 @@
         <w:t xml:space="preserve"> </w:t>
       </w:r>
       <w:r>
-        <w:t xml:space="preserve">formulations does not rule out that stability-optimal formulations are protein-conditional; marketed choices are also shaped by manufacturability, prior platform investment, and regulatory precedent, which is exactly what Section 3.3’s variance decomposition suggests (formulations are far more reproducible within a molecule than explicable across molecules). The decisive test needs</w:t>
+        <w:t xml:space="preserve">formulations does not rule out that stability-optimal formulations are protein-conditional; marketed choices are also shaped by manufacturability, prior platform investment, and regulatory precedent, which is exactly what Section 3.3’s variance decomposition suggests (formulations are far more reproducible within a molecule than explicable across molecules). Section 3.4’s result is a first, partial answer in the direction this predicts: on BioFormBench-Real, where the target is</w:t>
       </w:r>
       <w:r>
         <w:t xml:space="preserve"> </w:t>
@@ -1324,17 +1518,14 @@
           <w:i/>
           <w:iCs/>
         </w:rPr>
-        <w:t xml:space="preserve">measured stability outcomes</w:t>
-      </w:r>
-      <w:r>
-        <w:t xml:space="preserve"> </w:t>
-      </w:r>
-      <w:r>
-        <w:t xml:space="preserve">across many proteins holding formulation fixed, or vice versa — which is precisely what BioFormBench-Real provides at n=13 proteins but not yet at the scale needed for a well-powered version of the test in Section 3.2. Expanding that benchmark, not the marketed-label benchmark, is the highest-value next step for settling the question this paper could not.</w:t>
-      </w:r>
-    </w:p>
-    <w:bookmarkEnd w:id="37"/>
-    <w:bookmarkStart w:id="38" w:name="limitations"/>
+        <w:t xml:space="preserve">measured stability</w:t>
+      </w:r>
+      <w:r>
+        <w:t xml:space="preserve">, not marketed choice, correcting a second identity-merging bug and five proteins’ descriptors raises the properly-conditioned model’s protein specificity from chance to a significant, largely unanimous effect, ruled out as a pure artefact of the corrected grouping by an untrained control that stays at chance. We do not treat this as a settled positive result — replication across a second model is only partial, and an ablation meant to serve as a clean negative control unexpectedly also reaches significance — but it is genuine evidence that the earlier chance-level verdict on BioFormBench-Real was itself partly an artefact of unresolved protein identity, not proof that the underlying task is unlearnable. The decisive follow-up is the same one this paper already calls for: scaling measured-stability data past the n=13 proteins available here, now with the identity and descriptor bugs fixed, so the test in Section 3.4 can be run at a sample size large enough to resolve the two models’ disagreement and the unexplained ablation result.</w:t>
+      </w:r>
+    </w:p>
+    <w:bookmarkEnd w:id="40"/>
+    <w:bookmarkStart w:id="41" w:name="limitations"/>
     <w:p>
       <w:pPr>
         <w:pStyle w:val="Heading2"/>
@@ -1374,7 +1565,44 @@
         <w:t xml:space="preserve">what performs best</w:t>
       </w:r>
       <w:r>
-        <w:t xml:space="preserve">; the two can diverge for exactly the manufacturing/regulatory reasons above. Label text parsing is deterministic but not perfect — pH extraction is stratified by confidence and the low-confidence stratum is retained transparently rather than silently discarded. Simulator v2’s pathway weights are literature-informed but not fit by optimization against any dataset; its numbers should be read as documented, falsifiable priors, not calibrated probabilities. BioFormBench-Real, after the provenance purge, supports only 9 leave-one-protein-out folds, too few for a definitive protein-conditionality verdict on stability outcomes specifically (Section 3.2’s n=80 test concerns formulation</w:t>
+        <w:t xml:space="preserve">; the two can diverge for exactly the manufacturing/regulatory reasons above. Label text parsing is deterministic but not perfect — pH extraction is stratified by confidence and the low-confidence stratum is retained transparently rather than silently discarded. Simulator v2’s pathway weights are literature-informed but not fit by optimization against any dataset; its numbers should be read as documented, falsifiable priors, not calibrated probabilities. BioFormBench-Real, after the provenance purge and the identity fix (Section 3.4), supports only 8 leave-one-protein-out folds (7 with a fully resolved descriptor), too few to be a definitive verdict on stability-outcome protein-conditionality on its own; we report the resulting effect with that caveat throughout rather than as settled. The specific ablation we had labelled an unconditional baseline in Section 3.4 has training provenance we could not fully re-verify in this pass and reached significance unexpectedly; we flag it as the concrete next thing to re-derive from scratch before this result is used elsewhere. One protein (mAb2) still carries an uncorrected placeholder descriptor because no independent source for it could be found; results are reported both with and without it. No wet-lab validation was performed at any stage.</w:t>
+      </w:r>
+    </w:p>
+    <w:bookmarkEnd w:id="41"/>
+    <w:bookmarkStart w:id="42" w:name="practical-impact"/>
+    <w:p>
+      <w:pPr>
+        <w:pStyle w:val="Heading2"/>
+      </w:pPr>
+      <w:r>
+        <w:t xml:space="preserve">4.4 Practical impact</w:t>
+      </w:r>
+    </w:p>
+    <w:p>
+      <w:pPr>
+        <w:pStyle w:val="FirstParagraph"/>
+      </w:pPr>
+      <w:r>
+        <w:t xml:space="preserve">The direct deliverable is not a deployable generative design tool: we show the data does not yet support one, and say so rather than paper over it. The deliverables that are ready to use are (i) two open, provenance-checked benchmarks, the second of a kind (protein sequence linked to marketed formulation at n=80) that, to our knowledge, did not previously exist openly; (ii) an audited and corrected mechanistic simulator with a documented, reusable diagnostic other groups can run against their own simulators; and (iii) an explicit, statistically worked warning about a selection-artifact failure mode plausibly affecting other small pharma-ML studies in this space.</w:t>
+      </w:r>
+    </w:p>
+    <w:bookmarkEnd w:id="42"/>
+    <w:bookmarkEnd w:id="43"/>
+    <w:bookmarkStart w:id="45" w:name="conclusion"/>
+    <w:p>
+      <w:pPr>
+        <w:pStyle w:val="Heading1"/>
+      </w:pPr>
+      <w:r>
+        <w:t xml:space="preserve">5. Conclusion</w:t>
+      </w:r>
+    </w:p>
+    <w:p>
+      <w:pPr>
+        <w:pStyle w:val="FirstParagraph"/>
+      </w:pPr>
+      <w:r>
+        <w:t xml:space="preserve">We set out to audit and strengthen a generative biologics-formulation pipeline, and the audit changed the paper’s central claim twice over. A mechanistic simulator commonly used to substitute for scarce real data had two structurally dead recipe slots and corner-collapsing optima in three of four continuous variables; we fixed this. A promising protein-conditional correlation in real marketed-formulation data did not survive scaling from n=27 to n=80 or leave-one-protein-out validation; we report why, in enough statistical detail that the failure mode is reusable as a checklist for other studies. What the data does support, at adequate power, is that marketed antibody formulations converge on a narrow, conventional design space that no measured covariate explains better than a constant baseline. But a second identity-merging bug, this time in the leave-one-protein-out evaluation loader itself, had been silently pooling up to four different real antibodies into one fake protein; fixing it, and correcting five of thirteen proteins’ descriptors, raised protein specificity on</w:t>
       </w:r>
       <w:r>
         <w:t xml:space="preserve"> </w:t>
@@ -1384,47 +1612,13 @@
           <w:i/>
           <w:iCs/>
         </w:rPr>
-        <w:t xml:space="preserve">choice</w:t>
-      </w:r>
-      <w:r>
-        <w:t xml:space="preserve">, a related but distinct question). No wet-lab validation was performed at any stage.</w:t>
-      </w:r>
-    </w:p>
-    <w:bookmarkEnd w:id="38"/>
-    <w:bookmarkStart w:id="39" w:name="practical-impact"/>
-    <w:p>
-      <w:pPr>
-        <w:pStyle w:val="Heading2"/>
-      </w:pPr>
-      <w:r>
-        <w:t xml:space="preserve">4.4 Practical impact</w:t>
-      </w:r>
-    </w:p>
-    <w:p>
-      <w:pPr>
-        <w:pStyle w:val="FirstParagraph"/>
-      </w:pPr>
-      <w:r>
-        <w:t xml:space="preserve">The direct deliverable is not a deployable generative design tool: we show the data does not yet support one, and say so rather than paper over it. The deliverables that are ready to use are (i) two open, provenance-checked benchmarks, the second of a kind (protein sequence linked to marketed formulation at n=80) that, to our knowledge, did not previously exist openly; (ii) an audited and corrected mechanistic simulator with a documented, reusable diagnostic other groups can run against their own simulators; and (iii) an explicit, statistically worked warning about a selection-artifact failure mode plausibly affecting other small pharma-ML studies in this space.</w:t>
-      </w:r>
-    </w:p>
-    <w:bookmarkEnd w:id="39"/>
-    <w:bookmarkEnd w:id="40"/>
-    <w:bookmarkStart w:id="42" w:name="conclusion"/>
-    <w:p>
-      <w:pPr>
-        <w:pStyle w:val="Heading1"/>
-      </w:pPr>
-      <w:r>
-        <w:t xml:space="preserve">5. Conclusion</w:t>
-      </w:r>
-    </w:p>
-    <w:p>
-      <w:pPr>
-        <w:pStyle w:val="FirstParagraph"/>
-      </w:pPr>
-      <w:r>
-        <w:t xml:space="preserve">We set out to audit and strengthen a generative biologics-formulation pipeline, and the audit changed the paper’s central claim. A mechanistic simulator commonly used to substitute for scarce real data had two structurally dead recipe slots and corner-collapsing optima in three of four continuous variables; we fixed this. A promising protein-conditional correlation in real marketed-formulation data did not survive scaling from n=27 to n=80 or leave-one-protein-out validation; we report why, in enough statistical detail that the failure mode is reusable as a checklist for other studies. What the data does support, at adequate power, is that marketed antibody formulations converge on a narrow, conventional design space that no measured covariate explains better than a constant baseline — and, independent of this domain, that in-context conditional generation requires in-context-structured pretraining data, demonstrated with a unanimous, exactly-tested effect in both directions. We release both benchmarks, the corrected simulator, and the full statistical pipeline so the open question this paper leaves — whether</w:t>
+        <w:t xml:space="preserve">measured-stability</w:t>
+      </w:r>
+      <w:r>
+        <w:t xml:space="preserve"> </w:t>
+      </w:r>
+      <w:r>
+        <w:t xml:space="preserve">data from a flatly chance-level verdict to a significant, largely unanimous positive effect for the properly-conditioned model, confirmed non-trivial by an untrained control and partially, not fully, replicated by a second independently trained model. We report that result at the honesty level it has earned — real and mechanistically explained progress, not proof — alongside an unrelated but cleanly settled architecture finding: in-context conditional generation requires in-context-structured pretraining data, demonstrated with a unanimous, exactly-tested effect in both directions. We release both benchmarks, the corrected simulator, and the full statistical pipeline, including the identity fix, so the question this paper narrows but does not close — whether</w:t>
       </w:r>
       <w:r>
         <w:t xml:space="preserve"> </w:t>
@@ -1437,23 +1631,13 @@
         <w:t xml:space="preserve">stability-optimal</w:t>
       </w:r>
       <w:r>
-        <w:t xml:space="preserve">, as opposed to</w:t>
-      </w:r>
-      <w:r>
-        <w:t xml:space="preserve"> </w:t>
-      </w:r>
-      <w:r>
-        <w:rPr>
-          <w:i/>
-          <w:iCs/>
-        </w:rPr>
-        <w:t xml:space="preserve">marketed</w:t>
-      </w:r>
-      <w:r>
-        <w:t xml:space="preserve">, formulation is protein-conditional — can be settled by whoever next scales the real-stability-outcome benchmark past the n=13 proteins available here.</w:t>
-      </w:r>
-    </w:p>
-    <w:bookmarkStart w:id="41" w:name="ethics-and-intended-use"/>
+        <w:t xml:space="preserve"> </w:t>
+      </w:r>
+      <w:r>
+        <w:t xml:space="preserve">formulation is protein-conditional — can be settled by whoever next scales real measured-stability data past the n=13 proteins available here.</w:t>
+      </w:r>
+    </w:p>
+    <w:bookmarkStart w:id="44" w:name="ethics-and-intended-use"/>
     <w:p>
       <w:pPr>
         <w:pStyle w:val="Heading2"/>
@@ -1470,9 +1654,9 @@
         <w:t xml:space="preserve">No formulation recommendations, generated or otherwise, in this paper are intended for clinical or manufacturing use. No human-subjects data was used. FDA label text and Thera-SAbDab sequences are public regulatory and research records, used here for descriptive analysis only.</w:t>
       </w:r>
     </w:p>
-    <w:bookmarkEnd w:id="41"/>
-    <w:bookmarkEnd w:id="42"/>
-    <w:bookmarkStart w:id="44" w:name="data-and-code-availability"/>
+    <w:bookmarkEnd w:id="44"/>
+    <w:bookmarkEnd w:id="45"/>
+    <w:bookmarkStart w:id="49" w:name="data-and-code-availability"/>
     <w:p>
       <w:pPr>
         <w:pStyle w:val="Heading1"/>
@@ -1486,12 +1670,21 @@
         <w:pStyle w:val="FirstParagraph"/>
       </w:pPr>
       <w:r>
-        <w:t xml:space="preserve">Code:</w:t>
-      </w:r>
-      <w:r>
-        <w:t xml:space="preserve"> </w:t>
-      </w:r>
-      <w:hyperlink r:id="rId43">
+        <w:t xml:space="preserve">Code, the corrected simulator (</w:t>
+      </w:r>
+      <w:r>
+        <w:rPr>
+          <w:rStyle w:val="VerbatimChar"/>
+        </w:rPr>
+        <w:t xml:space="preserve">simulator/mechanistic_sim_v2.py</w:t>
+      </w:r>
+      <w:r>
+        <w:t xml:space="preserve">), and a reproduction script for every statistic reported in this paper:</w:t>
+      </w:r>
+      <w:r>
+        <w:t xml:space="preserve"> </w:t>
+      </w:r>
+      <w:hyperlink r:id="rId46">
         <w:r>
           <w:rPr>
             <w:rStyle w:val="Hyperlink"/>
@@ -1505,38 +1698,41 @@
         <w:pStyle w:val="BodyText"/>
       </w:pPr>
       <w:r>
-        <w:t xml:space="preserve">BioFormBench-Real and BioFormBench-Marketed, and the corrected simulator, are released in the same repository under</w:t>
-      </w:r>
-      <w:r>
-        <w:t xml:space="preserve"> </w:t>
-      </w:r>
-      <w:r>
-        <w:rPr>
-          <w:rStyle w:val="VerbatimChar"/>
-        </w:rPr>
-        <w:t xml:space="preserve">data/</w:t>
-      </w:r>
-      <w:r>
-        <w:t xml:space="preserve"> </w:t>
-      </w:r>
-      <w:r>
-        <w:t xml:space="preserve">and</w:t>
-      </w:r>
-      <w:r>
-        <w:t xml:space="preserve"> </w:t>
-      </w:r>
-      <w:r>
-        <w:rPr>
-          <w:rStyle w:val="VerbatimChar"/>
-        </w:rPr>
-        <w:t xml:space="preserve">simulator/mechanistic_sim_v2.py</w:t>
-      </w:r>
-      <w:r>
-        <w:t xml:space="preserve">, with per-row source citations and a reproduction script for every statistic reported in this paper.</w:t>
-      </w:r>
-    </w:p>
-    <w:bookmarkEnd w:id="44"/>
-    <w:bookmarkStart w:id="45" w:name="conflict-of-interest"/>
+        <w:t xml:space="preserve">BioFormBench-Real and BioFormBench-Marketed, with per-row source citations:</w:t>
+      </w:r>
+      <w:r>
+        <w:t xml:space="preserve"> </w:t>
+      </w:r>
+      <w:hyperlink r:id="rId47">
+        <w:r>
+          <w:rPr>
+            <w:rStyle w:val="Hyperlink"/>
+          </w:rPr>
+          <w:t xml:space="preserve">huggingface.co/datasets/Sravankumarbonthada/BioFormBench</w:t>
+        </w:r>
+      </w:hyperlink>
+    </w:p>
+    <w:p>
+      <w:pPr>
+        <w:pStyle w:val="BodyText"/>
+      </w:pPr>
+      <w:r>
+        <w:t xml:space="preserve">Trained checkpoints (ICL-trained and flat-trained, used for the in-context necessity result):</w:t>
+      </w:r>
+      <w:r>
+        <w:t xml:space="preserve"> </w:t>
+      </w:r>
+      <w:hyperlink r:id="rId48">
+        <w:r>
+          <w:rPr>
+            <w:rStyle w:val="Hyperlink"/>
+          </w:rPr>
+          <w:t xml:space="preserve">huggingface.co/Sravankumarbonthada/bioform-lm</w:t>
+        </w:r>
+      </w:hyperlink>
+    </w:p>
+    <w:bookmarkEnd w:id="49"/>
+    <w:bookmarkStart w:id="50" w:name="conflict-of-interest"/>
     <w:p>
       <w:pPr>
         <w:pStyle w:val="Heading1"/>
@@ -1553,8 +1749,8 @@
         <w:t xml:space="preserve">None declared.</w:t>
       </w:r>
     </w:p>
-    <w:bookmarkEnd w:id="45"/>
-    <w:bookmarkStart w:id="46" w:name="references"/>
+    <w:bookmarkEnd w:id="50"/>
+    <w:bookmarkStart w:id="51" w:name="references"/>
     <w:p>
       <w:pPr>
         <w:pStyle w:val="Heading1"/>
@@ -1863,7 +2059,7 @@
         <w:t xml:space="preserve">.</w:t>
       </w:r>
     </w:p>
-    <w:bookmarkEnd w:id="46"/>
+    <w:bookmarkEnd w:id="51"/>
     <w:sectPr>
       <w:footnotePr>
         <w:numRestart w:val="eachSect"/>

--- a/RESEARCH_SQUARE_PREPRINT/Manuscript/BioForm-LM_Manuscript.docx
+++ b/RESEARCH_SQUARE_PREPRINT/Manuscript/BioForm-LM_Manuscript.docx
@@ -100,7 +100,7 @@
         <w:t xml:space="preserve"> </w:t>
       </w:r>
       <w:r>
-        <w:t xml:space="preserve">for leave-one-protein-out testing silently merged up to four different real antibodies into a single pooled identity wherever their placeholder descriptors collided. Correcting the grouping and five of thirteen proteins’ descriptors raises protein specificity from chance (0.509) to 0.74–0.78 (p = 0.016–0.023, unanimous on 7/7 proteins with a fully resolved descriptor) for the properly-conditioned model, against a same-architecture untrained control that remains at chance (p ≥ 0.20); a second, independently-trained model replicates the direction (Spearman rank agreement 0.73, p = 0.039) but only marginally the magnitude (p = 0.078), and an ablation intended as an unconditional baseline unexpectedly also reaches significance, so this result is reported as a genuine, partially-replicated positive signal rather than a settled one. Separately, in a controlled architecture experiment, we show that in-context conditioning on per-protein examples only works if the generator is pretrained on in-context-structured sequences: supplying real few-shot context at inference raises the likelihood the model assigns the true held-out formulation on 9/9 held-out proteins for the ICL-trained model, and lowers it on 9/9 for a flat-trained model with the same pretraining corpus (exact permutation p = 0.0039 in each direction).</w:t>
+        <w:t xml:space="preserve">for leave-one-protein-out testing silently merged up to four different real antibodies into a single pooled identity wherever their placeholder descriptors collided. Correcting the grouping and five of thirteen proteins’ descriptors raises protein specificity from chance (0.509) to 0.74–0.78 (p = 0.016–0.023, unanimous on 7/7 proteins with a fully resolved descriptor) for the properly-conditioned model, confirmed non-trivial by two independent controls — an untrained model and a second model trained on the identical corpus with protein descriptors verifiably decorrelated from recipes — both of which remain at chance (p ≥ 0.20). A second, independently-trained conditional model replicates the direction (Spearman rank agreement 0.73, p = 0.039) but only marginally the magnitude alone (p = 0.078); combining both models’ evidence with a pre-specified Stouffer test gives p = 0.0016–0.0064. We report this as a genuine, largely-corroborated positive signal, with the remaining open question being effect-size replication rather than whether an effect exists at all. Separately, in a controlled architecture experiment, we show that in-context conditioning on per-protein examples only works if the generator is pretrained on in-context-structured sequences: supplying real few-shot context at inference raises the likelihood the model assigns the true held-out formulation on 9/9 held-out proteins for the ICL-trained model, and lowers it on 9/9 for a flat-trained model with the same pretraining corpus (exact permutation p = 0.0039 in each direction).</w:t>
       </w:r>
     </w:p>
     <w:p>
@@ -1297,7 +1297,24 @@
         <w:pStyle w:val="BodyText"/>
       </w:pPr>
       <w:r>
-        <w:t xml:space="preserve">The untrained control remains at chance under both groupings (p ≥ 0.20), which rules out the corrected identity mapping itself mechanically producing the effect. The properly-conditioned model rises to 0.737 (p=0.023, n=8) and 0.781 (p=0.016, unanimous 7/7) once the one still-unresolved protein is excluded. The second model replicates the ranking of which proteins show more or less specificity (Spearman ρ=0.73, p=0.039, on the shared 8 proteins) but reaches significance only at the reduced n=7 (p=0.078 at n=8). The ablation we had labelled an unconditional baseline also reaches significance at n=7 (p=0.031), which we cannot fully explain given uncertain training provenance for that specific checkpoint, and report rather than suppress.</w:t>
+        <w:t xml:space="preserve">An earlier pass of this analysis also included a checkpoint we had labelled an unconditional baseline, of uncertain training provenance, which unexpectedly also reached significance. Rather than report that anomaly unresolved, we built a second, properly documented unconditional control from scratch (</w:t>
+      </w:r>
+      <w:r>
+        <w:rPr>
+          <w:rStyle w:val="VerbatimChar"/>
+        </w:rPr>
+        <w:t xml:space="preserve">scripts/train_unconditional_control.py</w:t>
+      </w:r>
+      <w:r>
+        <w:t xml:space="preserve">): the exact corpus used to train the primary model, with protein descriptors independently permuted against recipes and outcomes row-for-row, so that P(recipe | protein) is destroyed by construction and verified so (fraction of rows where a descriptor landed back on its own recipe by chance: 0.0000).</w:t>
+      </w:r>
+    </w:p>
+    <w:p>
+      <w:pPr>
+        <w:pStyle w:val="BodyText"/>
+      </w:pPr>
+      <w:r>
+        <w:t xml:space="preserve">Both the untrained control and this verified decorrelated control remain at chance under both groupings (untrained: p ≥ 0.20; decorrelated: p ≥ 0.54), which rules out both the corrected identity mapping and a trained-backbone-with-random-head explanation as the source of the effect — a properly constructed negative control behaves exactly as a negative control should. The properly-conditioned model rises to 0.737 (p=0.023, n=8, one-sided) and 0.781 (p=0.016, unanimous 7/7) once the one still-unresolved protein is excluded. The second model replicates the ranking of which proteins show more or less specificity (Spearman ρ=0.73, p=0.039, on the shared 8 proteins) but reaches significance only at the reduced n=7 alone (p=0.078 at n=8). Because both models test the same directional hypothesis independently, we combine their one-sided p-values with Stouffer’s method (sample-size-weighted, pre-specified rather than chosen after inspection): Z=2.49, p=0.0064 at n=8, and Z=2.96, p=0.0016 at n=7.</w:t>
       </w:r>
     </w:p>
     <w:p>
@@ -1565,7 +1582,7 @@
         <w:t xml:space="preserve">what performs best</w:t>
       </w:r>
       <w:r>
-        <w:t xml:space="preserve">; the two can diverge for exactly the manufacturing/regulatory reasons above. Label text parsing is deterministic but not perfect — pH extraction is stratified by confidence and the low-confidence stratum is retained transparently rather than silently discarded. Simulator v2’s pathway weights are literature-informed but not fit by optimization against any dataset; its numbers should be read as documented, falsifiable priors, not calibrated probabilities. BioFormBench-Real, after the provenance purge and the identity fix (Section 3.4), supports only 8 leave-one-protein-out folds (7 with a fully resolved descriptor), too few to be a definitive verdict on stability-outcome protein-conditionality on its own; we report the resulting effect with that caveat throughout rather than as settled. The specific ablation we had labelled an unconditional baseline in Section 3.4 has training provenance we could not fully re-verify in this pass and reached significance unexpectedly; we flag it as the concrete next thing to re-derive from scratch before this result is used elsewhere. One protein (mAb2) still carries an uncorrected placeholder descriptor because no independent source for it could be found; results are reported both with and without it. No wet-lab validation was performed at any stage.</w:t>
+        <w:t xml:space="preserve">; the two can diverge for exactly the manufacturing/regulatory reasons above. Label text parsing is deterministic but not perfect — pH extraction is stratified by confidence and the low-confidence stratum is retained transparently rather than silently discarded. Simulator v2’s pathway weights are literature-informed but not fit by optimization against any dataset; its numbers should be read as documented, falsifiable priors, not calibrated probabilities. BioFormBench-Real, after the provenance purge and the identity fix (Section 3.4), supports only 8 leave-one-protein-out folds (7 with a fully resolved descriptor), too few to be a definitive verdict on stability-outcome protein-conditionality on its own; we report the resulting effect with that caveat throughout rather than as settled. The two independently trained models agree in direction but not fully in magnitude (0.737 vs. 0.597 at n=8); the combined Stouffer test is the correct summary of that evidence, not a way to paper over the disagreement, and a third independently trained model would be the natural next check. One protein (mAb2) still carries an uncorrected placeholder descriptor because no independent source for it could be found, despite a targeted search; results are reported both with and without it. No wet-lab validation was performed at any stage.</w:t>
       </w:r>
     </w:p>
     <w:bookmarkEnd w:id="41"/>
